--- a/src/templates/bajaTemplate.docx
+++ b/src/templates/bajaTemplate.docx
@@ -9,7 +9,7 @@
           <w:lang w:val="es-MX" w:eastAsia="es-MX"/>
         </w:rPr>
         <w:drawing>
-          <wp:anchor distT="0" distB="0" distL="114300" distR="114300" simplePos="0" relativeHeight="251661312" behindDoc="0" locked="0" layoutInCell="1" allowOverlap="1" wp14:anchorId="08719FE4" wp14:editId="0A0FB04B">
+          <wp:anchor distT="0" distB="0" distL="114300" distR="114300" simplePos="0" relativeHeight="251661312" behindDoc="0" locked="0" layoutInCell="1" allowOverlap="1" wp14:anchorId="3EEF7E57" wp14:editId="04CE9C30">
             <wp:simplePos x="0" y="0"/>
             <wp:positionH relativeFrom="margin">
               <wp:posOffset>4897755</wp:posOffset>
@@ -139,7 +139,7 @@
         <mc:AlternateContent>
           <mc:Choice Requires="wps">
             <w:drawing>
-              <wp:anchor distT="0" distB="0" distL="114300" distR="114300" simplePos="0" relativeHeight="251654144" behindDoc="0" locked="0" layoutInCell="0" allowOverlap="1" wp14:anchorId="16EAE525" wp14:editId="4C658340">
+              <wp:anchor distT="0" distB="0" distL="114300" distR="114300" simplePos="0" relativeHeight="251654144" behindDoc="0" locked="0" layoutInCell="0" allowOverlap="1" wp14:anchorId="054A82FB" wp14:editId="168F8ABD">
                 <wp:simplePos x="0" y="0"/>
                 <wp:positionH relativeFrom="column">
                   <wp:posOffset>6069330</wp:posOffset>
@@ -225,13 +225,13 @@
               </wp:anchor>
             </w:drawing>
           </mc:Choice>
-          <mc:Fallback>
+          <mc:Fallback xmlns:w16sdtfl="http://schemas.microsoft.com/office/word/2024/wordml/sdtformatlock" xmlns:w16du="http://schemas.microsoft.com/office/word/2023/wordml/word16du" xmlns:oel="http://schemas.microsoft.com/office/2019/extlst">
             <w:pict>
-              <v:shapetype w14:anchorId="16EAE525" id="_x0000_t202" coordsize="21600,21600" o:spt="202" path="m,l,21600r21600,l21600,xe">
+              <v:shapetype w14:anchorId="054A82FB" id="_x0000_t202" coordsize="21600,21600" o:spt="202" path="m,l,21600r21600,l21600,xe">
                 <v:stroke joinstyle="miter"/>
                 <v:path gradientshapeok="t" o:connecttype="rect"/>
               </v:shapetype>
-              <v:shape id="Text Box 65" o:spid="_x0000_s1026" type="#_x0000_t202" style="position:absolute;margin-left:477.9pt;margin-top:3.35pt;width:50.4pt;height:15.55pt;z-index:251654144;visibility:visible;mso-wrap-style:square;mso-width-percent:0;mso-height-percent:0;mso-wrap-distance-left:9pt;mso-wrap-distance-top:0;mso-wrap-distance-right:9pt;mso-wrap-distance-bottom:0;mso-position-horizontal:absolute;mso-position-horizontal-relative:text;mso-position-vertical:absolute;mso-position-vertical-relative:text;mso-width-percent:0;mso-height-percent:0;mso-width-relative:page;mso-height-relative:page;v-text-anchor:top" o:gfxdata="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" o:allowincell="f" filled="f" fillcolor="silver">
+              <v:shape id="Text Box 65" o:spid="_x0000_s1026" type="#_x0000_t202" style="position:absolute;margin-left:477.9pt;margin-top:3.35pt;width:50.4pt;height:15.55pt;z-index:251654144;visibility:visible;mso-wrap-style:square;mso-width-percent:0;mso-height-percent:0;mso-wrap-distance-left:9pt;mso-wrap-distance-top:0;mso-wrap-distance-right:9pt;mso-wrap-distance-bottom:0;mso-position-horizontal:absolute;mso-position-horizontal-relative:text;mso-position-vertical:absolute;mso-position-vertical-relative:text;mso-width-percent:0;mso-height-percent:0;mso-width-relative:page;mso-height-relative:page;v-text-anchor:top" o:gfxdata="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" o:allowincell="f" filled="f" fillcolor="silver">
                 <v:textbox>
                   <w:txbxContent>
                     <w:p>
@@ -294,7 +294,7 @@
         <mc:AlternateContent>
           <mc:Choice Requires="wps">
             <w:drawing>
-              <wp:anchor distT="0" distB="0" distL="114300" distR="114300" simplePos="0" relativeHeight="251653120" behindDoc="1" locked="0" layoutInCell="0" allowOverlap="1" wp14:anchorId="6D68FAAD" wp14:editId="6F65A32D">
+              <wp:anchor distT="0" distB="0" distL="114300" distR="114300" simplePos="0" relativeHeight="251653120" behindDoc="1" locked="0" layoutInCell="0" allowOverlap="1" wp14:anchorId="1BCA26F1" wp14:editId="35449A75">
                 <wp:simplePos x="0" y="0"/>
                 <wp:positionH relativeFrom="column">
                   <wp:posOffset>-83185</wp:posOffset>
@@ -363,7 +363,7 @@
               </wp:anchor>
             </w:drawing>
           </mc:Choice>
-          <mc:Fallback>
+          <mc:Fallback xmlns:w16sdtfl="http://schemas.microsoft.com/office/word/2024/wordml/sdtformatlock" xmlns:w16du="http://schemas.microsoft.com/office/word/2023/wordml/word16du" xmlns:oel="http://schemas.microsoft.com/office/2019/extlst">
             <w:pict>
               <v:roundrect w14:anchorId="44A33198" id="Rectángulo 145" o:spid="_x0000_s1026" style="position:absolute;margin-left:-6.55pt;margin-top:8.85pt;width:540pt;height:22.55pt;z-index:-251663360;visibility:visible;mso-wrap-style:square;mso-width-percent:0;mso-height-percent:0;mso-wrap-distance-left:9pt;mso-wrap-distance-top:0;mso-wrap-distance-right:9pt;mso-wrap-distance-bottom:0;mso-position-horizontal:absolute;mso-position-horizontal-relative:text;mso-position-vertical:absolute;mso-position-vertical-relative:text;mso-width-percent:0;mso-height-percent:0;mso-width-relative:page;mso-height-relative:page;v-text-anchor:top" arcsize="15474f" o:gfxdata="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" o:allowincell="f" fillcolor="#969696">
                 <v:fill focus="50%" type="gradient"/>
@@ -824,25 +824,7 @@
                 <w:sz w:val="16"/>
                 <w:szCs w:val="18"/>
               </w:rPr>
-              <w:t>PR</w:t>
-            </w:r>
-            <w:r>
-              <w:rPr>
-                <w:rFonts w:ascii="Arial" w:hAnsi="Arial" w:cs="Arial"/>
-                <w:b w:val="0"/>
-                <w:sz w:val="16"/>
-                <w:szCs w:val="18"/>
-              </w:rPr>
-              <w:t>Ó</w:t>
-            </w:r>
-            <w:r>
-              <w:rPr>
-                <w:rFonts w:ascii="Arial" w:hAnsi="Arial" w:cs="Arial"/>
-                <w:b w:val="0"/>
-                <w:sz w:val="16"/>
-                <w:szCs w:val="18"/>
-              </w:rPr>
-              <w:t>RROGA</w:t>
+              <w:t>PRORROGA</w:t>
             </w:r>
           </w:p>
         </w:tc>
@@ -943,6 +925,50 @@
           </w:tcPr>
           <w:p>
             <w:pPr>
+              <w:pStyle w:val="Ttulo5"/>
+              <w:rPr>
+                <w:rFonts w:ascii="Arial" w:hAnsi="Arial" w:cs="Arial"/>
+                <w:bCs/>
+                <w:sz w:val="18"/>
+                <w:szCs w:val="18"/>
+              </w:rPr>
+            </w:pPr>
+            <w:r>
+              <w:rPr>
+                <w:rFonts w:ascii="Arial" w:hAnsi="Arial" w:cs="Arial"/>
+                <w:sz w:val="6"/>
+                <w:szCs w:val="6"/>
+              </w:rPr>
+              <w:t>{#R_DEF}</w:t>
+            </w:r>
+            <w:r>
+              <w:rPr>
+                <w:rFonts w:ascii="Arial" w:hAnsi="Arial" w:cs="Arial"/>
+                <w:sz w:val="18"/>
+                <w:szCs w:val="18"/>
+              </w:rPr>
+              <w:t>X</w:t>
+            </w:r>
+            <w:r>
+              <w:rPr>
+                <w:rFonts w:ascii="Arial" w:hAnsi="Arial" w:cs="Arial"/>
+                <w:sz w:val="6"/>
+                <w:szCs w:val="6"/>
+              </w:rPr>
+              <w:t>{/R_DEF}</w:t>
+            </w:r>
+          </w:p>
+        </w:tc>
+        <w:tc>
+          <w:tcPr>
+            <w:tcW w:w="1276" w:type="dxa"/>
+            <w:tcBorders>
+              <w:bottom w:val="single" w:sz="12" w:space="0" w:color="auto"/>
+            </w:tcBorders>
+            <w:vAlign w:val="center"/>
+          </w:tcPr>
+          <w:p>
+            <w:pPr>
               <w:jc w:val="center"/>
               <w:rPr>
                 <w:rFonts w:ascii="Arial" w:hAnsi="Arial" w:cs="Arial"/>
@@ -955,19 +981,258 @@
               <w:rPr>
                 <w:rFonts w:ascii="Arial" w:hAnsi="Arial" w:cs="Arial"/>
                 <w:b/>
-                <w:sz w:val="18"/>
-                <w:szCs w:val="18"/>
-              </w:rPr>
-              <w:t>{</w:t>
-            </w:r>
-            <w:r>
-              <w:rPr>
-                <w:rFonts w:ascii="Arial" w:hAnsi="Arial" w:cs="Arial"/>
-                <w:b/>
-                <w:sz w:val="18"/>
-                <w:szCs w:val="18"/>
-              </w:rPr>
-              <w:t>#R_DEF}X {/R_DEF}</w:t>
+                <w:sz w:val="6"/>
+                <w:szCs w:val="6"/>
+              </w:rPr>
+              <w:t>{#R_OCA}</w:t>
+            </w:r>
+            <w:r>
+              <w:rPr>
+                <w:rFonts w:ascii="Arial" w:hAnsi="Arial" w:cs="Arial"/>
+                <w:b/>
+                <w:sz w:val="18"/>
+                <w:szCs w:val="18"/>
+              </w:rPr>
+              <w:t>X</w:t>
+            </w:r>
+            <w:r>
+              <w:rPr>
+                <w:rFonts w:ascii="Arial" w:hAnsi="Arial" w:cs="Arial"/>
+                <w:b/>
+                <w:sz w:val="6"/>
+                <w:szCs w:val="6"/>
+              </w:rPr>
+              <w:t>{/R_OCA}</w:t>
+            </w:r>
+          </w:p>
+        </w:tc>
+        <w:tc>
+          <w:tcPr>
+            <w:tcW w:w="1134" w:type="dxa"/>
+            <w:tcBorders>
+              <w:bottom w:val="single" w:sz="12" w:space="0" w:color="auto"/>
+            </w:tcBorders>
+            <w:vAlign w:val="center"/>
+          </w:tcPr>
+          <w:p>
+            <w:pPr>
+              <w:jc w:val="center"/>
+              <w:rPr>
+                <w:rFonts w:ascii="Arial" w:hAnsi="Arial" w:cs="Arial"/>
+                <w:b/>
+                <w:sz w:val="18"/>
+                <w:szCs w:val="18"/>
+              </w:rPr>
+            </w:pPr>
+            <w:r>
+              <w:rPr>
+                <w:rFonts w:ascii="Arial" w:hAnsi="Arial" w:cs="Arial"/>
+                <w:b/>
+                <w:sz w:val="6"/>
+                <w:szCs w:val="6"/>
+              </w:rPr>
+              <w:t>{#L_IBASE}</w:t>
+            </w:r>
+            <w:r>
+              <w:rPr>
+                <w:rFonts w:ascii="Arial" w:hAnsi="Arial" w:cs="Arial"/>
+                <w:b/>
+                <w:sz w:val="18"/>
+                <w:szCs w:val="18"/>
+              </w:rPr>
+              <w:t>X</w:t>
+            </w:r>
+            <w:r>
+              <w:rPr>
+                <w:rFonts w:ascii="Arial" w:hAnsi="Arial" w:cs="Arial"/>
+                <w:b/>
+                <w:sz w:val="6"/>
+                <w:szCs w:val="6"/>
+              </w:rPr>
+              <w:t>{/L_IBASE}</w:t>
+            </w:r>
+          </w:p>
+        </w:tc>
+        <w:tc>
+          <w:tcPr>
+            <w:tcW w:w="1023" w:type="dxa"/>
+            <w:tcBorders>
+              <w:bottom w:val="single" w:sz="12" w:space="0" w:color="auto"/>
+            </w:tcBorders>
+            <w:vAlign w:val="center"/>
+          </w:tcPr>
+          <w:p>
+            <w:pPr>
+              <w:jc w:val="center"/>
+              <w:rPr>
+                <w:rFonts w:ascii="Arial" w:hAnsi="Arial" w:cs="Arial"/>
+                <w:b/>
+                <w:sz w:val="18"/>
+                <w:szCs w:val="18"/>
+              </w:rPr>
+            </w:pPr>
+            <w:r>
+              <w:rPr>
+                <w:rFonts w:ascii="Arial" w:hAnsi="Arial" w:cs="Arial"/>
+                <w:b/>
+                <w:sz w:val="6"/>
+                <w:szCs w:val="6"/>
+              </w:rPr>
+              <w:t>{#L_SS}</w:t>
+            </w:r>
+            <w:r>
+              <w:rPr>
+                <w:rFonts w:ascii="Arial" w:hAnsi="Arial" w:cs="Arial"/>
+                <w:b/>
+                <w:sz w:val="18"/>
+                <w:szCs w:val="18"/>
+              </w:rPr>
+              <w:t>X</w:t>
+            </w:r>
+            <w:r>
+              <w:rPr>
+                <w:rFonts w:ascii="Arial" w:hAnsi="Arial" w:cs="Arial"/>
+                <w:b/>
+                <w:sz w:val="6"/>
+                <w:szCs w:val="6"/>
+              </w:rPr>
+              <w:t>{/L_SS}</w:t>
+            </w:r>
+          </w:p>
+        </w:tc>
+        <w:tc>
+          <w:tcPr>
+            <w:tcW w:w="1103" w:type="dxa"/>
+            <w:tcBorders>
+              <w:bottom w:val="single" w:sz="12" w:space="0" w:color="auto"/>
+            </w:tcBorders>
+            <w:vAlign w:val="center"/>
+          </w:tcPr>
+          <w:p>
+            <w:pPr>
+              <w:pStyle w:val="Ttulo5"/>
+              <w:rPr>
+                <w:rFonts w:ascii="Arial" w:hAnsi="Arial" w:cs="Arial"/>
+                <w:sz w:val="18"/>
+                <w:szCs w:val="18"/>
+              </w:rPr>
+            </w:pPr>
+            <w:r>
+              <w:rPr>
+                <w:rFonts w:ascii="Arial" w:hAnsi="Arial" w:cs="Arial"/>
+                <w:sz w:val="6"/>
+                <w:szCs w:val="6"/>
+              </w:rPr>
+              <w:t>{#L_PRRO}</w:t>
+            </w:r>
+            <w:r>
+              <w:rPr>
+                <w:rFonts w:ascii="Arial" w:hAnsi="Arial" w:cs="Arial"/>
+                <w:sz w:val="18"/>
+                <w:szCs w:val="18"/>
+              </w:rPr>
+              <w:t>X</w:t>
+            </w:r>
+            <w:r>
+              <w:rPr>
+                <w:rFonts w:ascii="Arial" w:hAnsi="Arial" w:cs="Arial"/>
+                <w:sz w:val="6"/>
+                <w:szCs w:val="6"/>
+              </w:rPr>
+              <w:t>{/L_PRRO}</w:t>
+            </w:r>
+          </w:p>
+        </w:tc>
+        <w:tc>
+          <w:tcPr>
+            <w:tcW w:w="1134" w:type="dxa"/>
+            <w:tcBorders>
+              <w:bottom w:val="single" w:sz="12" w:space="0" w:color="auto"/>
+            </w:tcBorders>
+            <w:vAlign w:val="center"/>
+          </w:tcPr>
+          <w:p>
+            <w:pPr>
+              <w:jc w:val="center"/>
+              <w:rPr>
+                <w:rFonts w:ascii="Arial" w:hAnsi="Arial" w:cs="Arial"/>
+                <w:b/>
+                <w:sz w:val="18"/>
+                <w:szCs w:val="18"/>
+              </w:rPr>
+            </w:pPr>
+            <w:r>
+              <w:rPr>
+                <w:rFonts w:ascii="Arial" w:hAnsi="Arial" w:cs="Arial"/>
+                <w:b/>
+                <w:sz w:val="6"/>
+                <w:szCs w:val="6"/>
+              </w:rPr>
+              <w:t>{#R_JUB}</w:t>
+            </w:r>
+            <w:r>
+              <w:rPr>
+                <w:rFonts w:ascii="Arial" w:hAnsi="Arial" w:cs="Arial"/>
+                <w:b/>
+                <w:sz w:val="18"/>
+                <w:szCs w:val="18"/>
+              </w:rPr>
+              <w:t>X</w:t>
+            </w:r>
+            <w:r>
+              <w:rPr>
+                <w:rFonts w:ascii="Arial" w:hAnsi="Arial" w:cs="Arial"/>
+                <w:b/>
+                <w:sz w:val="6"/>
+                <w:szCs w:val="6"/>
+              </w:rPr>
+              <w:t>{/R_JUB}</w:t>
+            </w:r>
+          </w:p>
+        </w:tc>
+        <w:tc>
+          <w:tcPr>
+            <w:tcW w:w="1134" w:type="dxa"/>
+            <w:tcBorders>
+              <w:bottom w:val="single" w:sz="12" w:space="0" w:color="auto"/>
+            </w:tcBorders>
+            <w:vAlign w:val="center"/>
+          </w:tcPr>
+          <w:p>
+            <w:pPr>
+              <w:jc w:val="center"/>
+              <w:rPr>
+                <w:rFonts w:ascii="Arial" w:hAnsi="Arial" w:cs="Arial"/>
+                <w:sz w:val="18"/>
+                <w:szCs w:val="18"/>
+              </w:rPr>
+            </w:pPr>
+            <w:r>
+              <w:rPr>
+                <w:rFonts w:ascii="Arial" w:hAnsi="Arial" w:cs="Arial"/>
+                <w:b/>
+                <w:sz w:val="6"/>
+                <w:szCs w:val="6"/>
+              </w:rPr>
+              <w:t>{#R_PEN}</w:t>
+            </w:r>
+            <w:r>
+              <w:rPr>
+                <w:rFonts w:ascii="Arial" w:hAnsi="Arial" w:cs="Arial"/>
+                <w:b/>
+                <w:sz w:val="18"/>
+                <w:szCs w:val="18"/>
+              </w:rPr>
+              <w:t>X</w:t>
+            </w:r>
+            <w:r>
+              <w:rPr>
+                <w:rFonts w:ascii="Arial" w:hAnsi="Arial" w:cs="Arial"/>
+                <w:b/>
+                <w:sz w:val="6"/>
+                <w:szCs w:val="6"/>
+              </w:rPr>
+              <w:t>{/R_PEN}</w:t>
             </w:r>
           </w:p>
         </w:tc>
@@ -993,282 +1258,10 @@
               <w:rPr>
                 <w:rFonts w:ascii="Arial" w:hAnsi="Arial" w:cs="Arial"/>
                 <w:b/>
-                <w:sz w:val="18"/>
-                <w:szCs w:val="18"/>
-              </w:rPr>
-              <w:t>{</w:t>
-            </w:r>
-            <w:r>
-              <w:rPr>
-                <w:rFonts w:ascii="Arial" w:hAnsi="Arial" w:cs="Arial"/>
-                <w:b/>
-                <w:sz w:val="18"/>
-                <w:szCs w:val="18"/>
-              </w:rPr>
-              <w:t>#R_OCA}X {/R_OCA}</w:t>
-            </w:r>
-          </w:p>
-        </w:tc>
-        <w:tc>
-          <w:tcPr>
-            <w:tcW w:w="1134" w:type="dxa"/>
-            <w:tcBorders>
-              <w:bottom w:val="single" w:sz="12" w:space="0" w:color="auto"/>
-            </w:tcBorders>
-            <w:vAlign w:val="center"/>
-          </w:tcPr>
-          <w:p>
-            <w:pPr>
-              <w:jc w:val="center"/>
-              <w:rPr>
-                <w:rFonts w:ascii="Arial" w:hAnsi="Arial" w:cs="Arial"/>
-                <w:b/>
-                <w:sz w:val="18"/>
-                <w:szCs w:val="18"/>
-              </w:rPr>
-            </w:pPr>
-            <w:r>
-              <w:rPr>
-                <w:rFonts w:ascii="Arial" w:hAnsi="Arial" w:cs="Arial"/>
-                <w:b/>
-                <w:sz w:val="18"/>
-                <w:szCs w:val="18"/>
-              </w:rPr>
-              <w:t>{</w:t>
-            </w:r>
-            <w:r>
-              <w:rPr>
-                <w:rFonts w:ascii="Arial" w:hAnsi="Arial" w:cs="Arial"/>
-                <w:b/>
-                <w:sz w:val="18"/>
-                <w:szCs w:val="18"/>
-              </w:rPr>
-              <w:t>#L_IBASE}X {/L_IBASE}</w:t>
-            </w:r>
-          </w:p>
-        </w:tc>
-        <w:tc>
-          <w:tcPr>
-            <w:tcW w:w="1023" w:type="dxa"/>
-            <w:tcBorders>
-              <w:bottom w:val="single" w:sz="12" w:space="0" w:color="auto"/>
-            </w:tcBorders>
-            <w:vAlign w:val="center"/>
-          </w:tcPr>
-          <w:p>
-            <w:pPr>
-              <w:jc w:val="center"/>
-              <w:rPr>
-                <w:rFonts w:ascii="Arial" w:hAnsi="Arial" w:cs="Arial"/>
-                <w:b/>
-                <w:sz w:val="18"/>
-                <w:szCs w:val="18"/>
-              </w:rPr>
-            </w:pPr>
-            <w:r>
-              <w:rPr>
-                <w:rFonts w:ascii="Arial" w:hAnsi="Arial" w:cs="Arial"/>
-                <w:b/>
-                <w:sz w:val="18"/>
-                <w:szCs w:val="18"/>
-              </w:rPr>
-              <w:t>{</w:t>
-            </w:r>
-            <w:r>
-              <w:rPr>
-                <w:rFonts w:ascii="Arial" w:hAnsi="Arial" w:cs="Arial"/>
-                <w:b/>
-                <w:sz w:val="18"/>
-                <w:szCs w:val="18"/>
-              </w:rPr>
-              <w:t>#L_SS}X {/L_SS}</w:t>
-            </w:r>
-          </w:p>
-        </w:tc>
-        <w:tc>
-          <w:tcPr>
-            <w:tcW w:w="1103" w:type="dxa"/>
-            <w:tcBorders>
-              <w:bottom w:val="single" w:sz="12" w:space="0" w:color="auto"/>
-            </w:tcBorders>
-            <w:vAlign w:val="center"/>
-          </w:tcPr>
-          <w:p>
-            <w:pPr>
-              <w:jc w:val="center"/>
-              <w:rPr>
-                <w:rFonts w:ascii="Arial" w:hAnsi="Arial" w:cs="Arial"/>
-                <w:sz w:val="18"/>
-                <w:szCs w:val="18"/>
-              </w:rPr>
-            </w:pPr>
-            <w:r>
-              <w:rPr>
-                <w:rFonts w:ascii="Arial" w:hAnsi="Arial" w:cs="Arial"/>
-                <w:b/>
-                <w:sz w:val="18"/>
-                <w:szCs w:val="18"/>
-              </w:rPr>
-              <w:t>{#L_</w:t>
-            </w:r>
-            <w:r>
-              <w:rPr>
-                <w:rFonts w:ascii="Arial" w:hAnsi="Arial" w:cs="Arial"/>
-                <w:b/>
-                <w:sz w:val="18"/>
-                <w:szCs w:val="18"/>
-              </w:rPr>
-              <w:t>PRR</w:t>
-            </w:r>
-            <w:r>
-              <w:rPr>
-                <w:rFonts w:ascii="Arial" w:hAnsi="Arial" w:cs="Arial"/>
-                <w:b/>
-                <w:sz w:val="18"/>
-                <w:szCs w:val="18"/>
-              </w:rPr>
-              <w:t>O</w:t>
-            </w:r>
-            <w:r>
-              <w:rPr>
-                <w:rFonts w:ascii="Arial" w:hAnsi="Arial" w:cs="Arial"/>
-                <w:b/>
-                <w:sz w:val="18"/>
-                <w:szCs w:val="18"/>
-              </w:rPr>
-              <w:t>}X {/L_PRRO}</w:t>
-            </w:r>
-          </w:p>
-        </w:tc>
-        <w:tc>
-          <w:tcPr>
-            <w:tcW w:w="1134" w:type="dxa"/>
-            <w:tcBorders>
-              <w:bottom w:val="single" w:sz="12" w:space="0" w:color="auto"/>
-            </w:tcBorders>
-            <w:vAlign w:val="center"/>
-          </w:tcPr>
-          <w:p>
-            <w:pPr>
-              <w:jc w:val="center"/>
-              <w:rPr>
-                <w:rFonts w:ascii="Arial" w:hAnsi="Arial" w:cs="Arial"/>
-                <w:b/>
-                <w:sz w:val="18"/>
-                <w:szCs w:val="18"/>
-              </w:rPr>
-            </w:pPr>
-            <w:r>
-              <w:rPr>
-                <w:rFonts w:ascii="Arial" w:hAnsi="Arial" w:cs="Arial"/>
-                <w:b/>
-                <w:sz w:val="18"/>
-                <w:szCs w:val="18"/>
-              </w:rPr>
-              <w:t>{</w:t>
-            </w:r>
-            <w:r>
-              <w:rPr>
-                <w:rFonts w:ascii="Arial" w:hAnsi="Arial" w:cs="Arial"/>
-                <w:b/>
-                <w:sz w:val="18"/>
-                <w:szCs w:val="18"/>
-              </w:rPr>
-              <w:t>#R_JUB}X {/R_JUB}</w:t>
-            </w:r>
-          </w:p>
-        </w:tc>
-        <w:tc>
-          <w:tcPr>
-            <w:tcW w:w="1134" w:type="dxa"/>
-            <w:tcBorders>
-              <w:bottom w:val="single" w:sz="12" w:space="0" w:color="auto"/>
-            </w:tcBorders>
-            <w:vAlign w:val="center"/>
-          </w:tcPr>
-          <w:p>
-            <w:pPr>
-              <w:jc w:val="center"/>
-              <w:rPr>
-                <w:rFonts w:ascii="Arial" w:hAnsi="Arial" w:cs="Arial"/>
-                <w:b/>
-                <w:sz w:val="18"/>
-                <w:szCs w:val="18"/>
-              </w:rPr>
-            </w:pPr>
-            <w:r>
-              <w:rPr>
-                <w:rFonts w:ascii="Arial" w:hAnsi="Arial" w:cs="Arial"/>
-                <w:b/>
-                <w:sz w:val="18"/>
-                <w:szCs w:val="18"/>
-              </w:rPr>
-              <w:t>{</w:t>
-            </w:r>
-            <w:r>
-              <w:rPr>
-                <w:rFonts w:ascii="Arial" w:hAnsi="Arial" w:cs="Arial"/>
-                <w:b/>
-                <w:sz w:val="18"/>
-                <w:szCs w:val="18"/>
-              </w:rPr>
-              <w:t>#R_PEN}X {/R_PEN}</w:t>
-            </w:r>
-          </w:p>
-        </w:tc>
-        <w:tc>
-          <w:tcPr>
-            <w:tcW w:w="1276" w:type="dxa"/>
-            <w:tcBorders>
-              <w:bottom w:val="single" w:sz="12" w:space="0" w:color="auto"/>
-            </w:tcBorders>
-            <w:vAlign w:val="center"/>
-          </w:tcPr>
-          <w:p>
-            <w:pPr>
-              <w:jc w:val="center"/>
-              <w:rPr>
-                <w:rFonts w:ascii="Arial" w:hAnsi="Arial" w:cs="Arial"/>
-                <w:b/>
-                <w:sz w:val="18"/>
-                <w:szCs w:val="18"/>
-              </w:rPr>
-            </w:pPr>
-            <w:r>
-              <w:rPr>
-                <w:rFonts w:ascii="Arial" w:hAnsi="Arial" w:cs="Arial"/>
-                <w:b/>
-                <w:sz w:val="18"/>
-                <w:szCs w:val="18"/>
-              </w:rPr>
-              <w:t>{</w:t>
-            </w:r>
-            <w:r>
-              <w:rPr>
-                <w:rFonts w:ascii="Arial" w:hAnsi="Arial" w:cs="Arial"/>
-                <w:b/>
-                <w:sz w:val="18"/>
-                <w:szCs w:val="18"/>
-              </w:rPr>
-              <w:t>#</w:t>
-            </w:r>
-            <w:r>
-              <w:rPr>
-                <w:rFonts w:ascii="Arial" w:hAnsi="Arial" w:cs="Arial"/>
-                <w:b/>
-                <w:sz w:val="18"/>
-                <w:szCs w:val="18"/>
-              </w:rPr>
-              <w:t>RR</w:t>
-            </w:r>
-            <w:r>
-              <w:rPr>
-                <w:rFonts w:ascii="Arial" w:hAnsi="Arial" w:cs="Arial"/>
-                <w:b/>
-                <w:sz w:val="18"/>
-                <w:szCs w:val="18"/>
-              </w:rPr>
-              <w:t>}</w:t>
+                <w:sz w:val="6"/>
+                <w:szCs w:val="6"/>
+              </w:rPr>
+              <w:t>{#RR}</w:t>
             </w:r>
             <w:r>
               <w:rPr>
@@ -1279,43 +1272,14 @@
               </w:rPr>
               <w:t>X</w:t>
             </w:r>
-          </w:p>
-          <w:p>
-            <w:pPr>
-              <w:jc w:val="center"/>
-              <w:rPr>
-                <w:rFonts w:ascii="Arial" w:hAnsi="Arial" w:cs="Arial"/>
-                <w:b/>
-                <w:sz w:val="18"/>
-                <w:szCs w:val="18"/>
-              </w:rPr>
-            </w:pPr>
-            <w:r>
-              <w:rPr>
-                <w:rFonts w:ascii="Arial" w:hAnsi="Arial" w:cs="Arial"/>
-                <w:b/>
-                <w:sz w:val="18"/>
-                <w:szCs w:val="18"/>
-              </w:rPr>
-              <w:t>{</w:t>
-            </w:r>
-            <w:r>
-              <w:rPr>
-                <w:rFonts w:ascii="Arial" w:hAnsi="Arial" w:cs="Arial"/>
-                <w:b/>
-                <w:sz w:val="18"/>
-                <w:szCs w:val="18"/>
-              </w:rPr>
-              <w:t>/RR</w:t>
-            </w:r>
-            <w:r>
-              <w:rPr>
-                <w:rFonts w:ascii="Arial" w:hAnsi="Arial" w:cs="Arial"/>
-                <w:b/>
-                <w:sz w:val="18"/>
-                <w:szCs w:val="18"/>
-              </w:rPr>
-              <w:t>}</w:t>
+            <w:r>
+              <w:rPr>
+                <w:rFonts w:ascii="Arial" w:hAnsi="Arial" w:cs="Arial"/>
+                <w:b/>
+                <w:sz w:val="6"/>
+                <w:szCs w:val="6"/>
+              </w:rPr>
+              <w:t>{/RR}</w:t>
             </w:r>
           </w:p>
         </w:tc>
@@ -1342,28 +1306,10 @@
               <w:rPr>
                 <w:rFonts w:ascii="Arial" w:hAnsi="Arial" w:cs="Arial"/>
                 <w:b/>
-                <w:sz w:val="18"/>
-                <w:szCs w:val="18"/>
-              </w:rPr>
-              <w:t>{</w:t>
-            </w:r>
-            <w:r>
-              <w:rPr>
-                <w:rFonts w:ascii="Arial" w:hAnsi="Arial" w:cs="Arial"/>
-                <w:b/>
-                <w:sz w:val="18"/>
-                <w:szCs w:val="18"/>
-              </w:rPr>
-              <w:t>#</w:t>
-            </w:r>
-            <w:r>
-              <w:rPr>
-                <w:rFonts w:ascii="Arial" w:hAnsi="Arial" w:cs="Arial"/>
-                <w:b/>
-                <w:sz w:val="18"/>
-                <w:szCs w:val="18"/>
-              </w:rPr>
-              <w:t>DEF}</w:t>
+                <w:sz w:val="6"/>
+                <w:szCs w:val="6"/>
+              </w:rPr>
+              <w:t>{#DEF}</w:t>
             </w:r>
             <w:r>
               <w:rPr>
@@ -1374,43 +1320,14 @@
               </w:rPr>
               <w:t>X</w:t>
             </w:r>
-          </w:p>
-          <w:p>
-            <w:pPr>
-              <w:jc w:val="center"/>
-              <w:rPr>
-                <w:rFonts w:ascii="Arial" w:hAnsi="Arial" w:cs="Arial"/>
-                <w:b/>
-                <w:sz w:val="18"/>
-                <w:szCs w:val="18"/>
-              </w:rPr>
-            </w:pPr>
-            <w:r>
-              <w:rPr>
-                <w:rFonts w:ascii="Arial" w:hAnsi="Arial" w:cs="Arial"/>
-                <w:b/>
-                <w:sz w:val="18"/>
-                <w:szCs w:val="18"/>
-              </w:rPr>
-              <w:t>{</w:t>
-            </w:r>
-            <w:r>
-              <w:rPr>
-                <w:rFonts w:ascii="Arial" w:hAnsi="Arial" w:cs="Arial"/>
-                <w:b/>
-                <w:sz w:val="18"/>
-                <w:szCs w:val="18"/>
-              </w:rPr>
-              <w:t>/DEF</w:t>
-            </w:r>
-            <w:r>
-              <w:rPr>
-                <w:rFonts w:ascii="Arial" w:hAnsi="Arial" w:cs="Arial"/>
-                <w:b/>
-                <w:sz w:val="18"/>
-                <w:szCs w:val="18"/>
-              </w:rPr>
-              <w:t>}</w:t>
+            <w:r>
+              <w:rPr>
+                <w:rFonts w:ascii="Arial" w:hAnsi="Arial" w:cs="Arial"/>
+                <w:b/>
+                <w:sz w:val="6"/>
+                <w:szCs w:val="6"/>
+              </w:rPr>
+              <w:t>{/DEF}</w:t>
             </w:r>
           </w:p>
         </w:tc>
@@ -1537,9 +1454,10 @@
             </w:pPr>
             <w:r>
               <w:rPr>
-                <w:rFonts w:ascii="Arial" w:hAnsi="Arial" w:cs="Arial"/>
-                <w:b/>
-                <w:color w:val="000000"/>
+                <w:rFonts w:ascii="Arial MT" w:eastAsia="Arial MT" w:hAnsi="Arial MT" w:cs="Arial MT"/>
+                <w:b/>
+                <w:szCs w:val="22"/>
+                <w:lang w:eastAsia="en-US"/>
               </w:rPr>
               <w:t>{CURP}</w:t>
             </w:r>
@@ -1595,7 +1513,6 @@
             <w:pPr>
               <w:rPr>
                 <w:rFonts w:ascii="Calibri" w:hAnsi="Calibri"/>
-                <w:b/>
                 <w:color w:val="000000"/>
                 <w:sz w:val="22"/>
                 <w:szCs w:val="22"/>
@@ -1603,11 +1520,10 @@
             </w:pPr>
             <w:r>
               <w:rPr>
-                <w:rFonts w:ascii="Calibri" w:hAnsi="Calibri"/>
-                <w:b/>
-                <w:color w:val="000000"/>
-                <w:sz w:val="22"/>
+                <w:rFonts w:ascii="Arial MT" w:eastAsia="Arial MT" w:hAnsi="Arial MT" w:cs="Arial MT"/>
+                <w:b/>
                 <w:szCs w:val="22"/>
+                <w:lang w:eastAsia="en-US"/>
               </w:rPr>
               <w:t>{RFC}</w:t>
             </w:r>
@@ -1666,11 +1582,11 @@
             </w:pPr>
             <w:r>
               <w:rPr>
-                <w:rFonts w:ascii="Calibri" w:hAnsi="Calibri"/>
-                <w:b/>
-                <w:color w:val="000000"/>
-                <w:sz w:val="22"/>
+                <w:rFonts w:ascii="Arial MT" w:eastAsia="Arial MT" w:hAnsi="Arial MT" w:cs="Arial MT"/>
+                <w:b/>
+                <w:sz w:val="18"/>
                 <w:szCs w:val="22"/>
+                <w:lang w:eastAsia="en-US"/>
               </w:rPr>
               <w:t>{NOMBRE}</w:t>
             </w:r>
@@ -1721,16 +1637,18 @@
               <w:rPr>
                 <w:rFonts w:ascii="Arial" w:hAnsi="Arial" w:cs="Arial"/>
                 <w:b/>
-                <w:sz w:val="18"/>
-                <w:szCs w:val="18"/>
-              </w:rPr>
-            </w:pPr>
-            <w:r>
-              <w:rPr>
-                <w:rFonts w:ascii="Arial" w:hAnsi="Arial" w:cs="Arial"/>
-                <w:b/>
-                <w:sz w:val="18"/>
-                <w:szCs w:val="18"/>
+                <w:color w:val="000000"/>
+                <w:sz w:val="22"/>
+                <w:szCs w:val="22"/>
+              </w:rPr>
+            </w:pPr>
+            <w:r>
+              <w:rPr>
+                <w:rFonts w:ascii="Arial MT" w:eastAsia="Arial MT" w:hAnsi="Arial MT" w:cs="Arial MT"/>
+                <w:b/>
+                <w:sz w:val="18"/>
+                <w:szCs w:val="22"/>
+                <w:lang w:eastAsia="en-US"/>
               </w:rPr>
               <w:t>{NUMEMP}</w:t>
             </w:r>
@@ -1780,10 +1698,11 @@
             </w:pPr>
             <w:r>
               <w:rPr>
-                <w:rFonts w:ascii="Arial" w:hAnsi="Arial" w:cs="Arial"/>
-                <w:b/>
-                <w:sz w:val="18"/>
-                <w:szCs w:val="18"/>
+                <w:rFonts w:ascii="Arial MT" w:eastAsia="Arial MT" w:hAnsi="Arial MT" w:cs="Arial MT"/>
+                <w:b/>
+                <w:sz w:val="18"/>
+                <w:szCs w:val="22"/>
+                <w:lang w:eastAsia="en-US"/>
               </w:rPr>
               <w:t>{NUMPLA}</w:t>
             </w:r>
@@ -1838,10 +1757,11 @@
             </w:pPr>
             <w:r>
               <w:rPr>
-                <w:rFonts w:ascii="Arial" w:hAnsi="Arial" w:cs="Arial"/>
-                <w:b/>
-                <w:sz w:val="18"/>
-                <w:szCs w:val="18"/>
+                <w:rFonts w:ascii="Calibri" w:eastAsia="Arial MT" w:hAnsi="Arial MT" w:cs="Arial MT"/>
+                <w:b/>
+                <w:sz w:val="22"/>
+                <w:szCs w:val="22"/>
+                <w:lang w:eastAsia="en-US"/>
               </w:rPr>
               <w:t>{CLAVECAT}</w:t>
             </w:r>
@@ -1893,10 +1813,11 @@
             </w:pPr>
             <w:r>
               <w:rPr>
-                <w:rFonts w:ascii="Arial" w:hAnsi="Arial" w:cs="Arial"/>
-                <w:b/>
-                <w:color w:val="000000"/>
-                <w:sz w:val="18"/>
+                <w:rFonts w:ascii="Arial MT" w:eastAsia="Arial MT" w:hAnsi="Arial MT" w:cs="Arial MT"/>
+                <w:b/>
+                <w:sz w:val="18"/>
+                <w:szCs w:val="22"/>
+                <w:lang w:eastAsia="en-US"/>
               </w:rPr>
               <w:t>{NOMCATE}</w:t>
             </w:r>
@@ -2282,33 +2203,16 @@
             <w:pPr>
               <w:rPr>
                 <w:rFonts w:ascii="Arial" w:hAnsi="Arial" w:cs="Arial"/>
-                <w:b/>
                 <w:color w:val="000000"/>
               </w:rPr>
             </w:pPr>
             <w:r>
               <w:rPr>
-                <w:rFonts w:ascii="Arial" w:hAnsi="Arial" w:cs="Arial"/>
-                <w:b/>
-                <w:color w:val="000000"/>
-              </w:rPr>
-              <w:t>{P</w:t>
-            </w:r>
-            <w:r>
-              <w:rPr>
-                <w:rFonts w:ascii="Arial" w:hAnsi="Arial" w:cs="Arial"/>
-                <w:b/>
-                <w:color w:val="000000"/>
-              </w:rPr>
-              <w:t>R</w:t>
-            </w:r>
-            <w:r>
-              <w:rPr>
-                <w:rFonts w:ascii="Arial" w:hAnsi="Arial" w:cs="Arial"/>
-                <w:b/>
-                <w:color w:val="000000"/>
-              </w:rPr>
-              <w:t>OYECTO}</w:t>
+                <w:rFonts w:ascii="Arial MT" w:eastAsia="Arial MT" w:hAnsi="Arial MT" w:cs="Arial MT"/>
+                <w:szCs w:val="22"/>
+                <w:lang w:eastAsia="en-US"/>
+              </w:rPr>
+              <w:t>{PROYECTO}</w:t>
             </w:r>
           </w:p>
         </w:tc>
@@ -2818,10 +2722,28 @@
               <w:rPr>
                 <w:rFonts w:ascii="Arial" w:hAnsi="Arial" w:cs="Arial"/>
                 <w:b/>
-                <w:sz w:val="18"/>
-                <w:szCs w:val="18"/>
-              </w:rPr>
-              <w:t>{#REL_B}X{/REL_B}</w:t>
+                <w:sz w:val="6"/>
+                <w:szCs w:val="6"/>
+              </w:rPr>
+              <w:t>{#REL_B}</w:t>
+            </w:r>
+            <w:r>
+              <w:rPr>
+                <w:rFonts w:ascii="Arial" w:hAnsi="Arial" w:cs="Arial"/>
+                <w:b/>
+                <w:sz w:val="18"/>
+                <w:szCs w:val="18"/>
+              </w:rPr>
+              <w:t>X</w:t>
+            </w:r>
+            <w:r>
+              <w:rPr>
+                <w:rFonts w:ascii="Arial" w:hAnsi="Arial" w:cs="Arial"/>
+                <w:b/>
+                <w:sz w:val="6"/>
+                <w:szCs w:val="6"/>
+              </w:rPr>
+              <w:t>{/REL_B}</w:t>
             </w:r>
           </w:p>
         </w:tc>
@@ -2846,26 +2768,10 @@
             <w:r>
               <w:rPr>
                 <w:rFonts w:ascii="Arial" w:hAnsi="Arial" w:cs="Arial"/>
-                <w:sz w:val="18"/>
-                <w:szCs w:val="18"/>
-              </w:rPr>
-              <w:t>{#</w:t>
-            </w:r>
-            <w:r>
-              <w:rPr>
-                <w:rFonts w:ascii="Arial" w:hAnsi="Arial" w:cs="Arial"/>
-                <w:sz w:val="18"/>
-                <w:szCs w:val="18"/>
-              </w:rPr>
-              <w:t>REL_CC</w:t>
-            </w:r>
-            <w:r>
-              <w:rPr>
-                <w:rFonts w:ascii="Arial" w:hAnsi="Arial" w:cs="Arial"/>
-                <w:sz w:val="18"/>
-                <w:szCs w:val="18"/>
-              </w:rPr>
-              <w:t>}</w:t>
+                <w:sz w:val="6"/>
+                <w:szCs w:val="6"/>
+              </w:rPr>
+              <w:t>{#REL_CC}</w:t>
             </w:r>
             <w:r>
               <w:rPr>
@@ -2878,38 +2784,11 @@
             <w:r>
               <w:rPr>
                 <w:rFonts w:ascii="Arial" w:hAnsi="Arial" w:cs="Arial"/>
-                <w:sz w:val="18"/>
-                <w:szCs w:val="18"/>
-              </w:rPr>
-              <w:t>{/</w:t>
-            </w:r>
-            <w:r>
-              <w:rPr>
-                <w:rFonts w:ascii="Arial" w:hAnsi="Arial" w:cs="Arial"/>
-                <w:sz w:val="18"/>
-                <w:szCs w:val="18"/>
-              </w:rPr>
-              <w:t>REL_CC</w:t>
-            </w:r>
-            <w:r>
-              <w:rPr>
-                <w:rFonts w:ascii="Arial" w:hAnsi="Arial" w:cs="Arial"/>
-                <w:sz w:val="18"/>
-                <w:szCs w:val="18"/>
-              </w:rPr>
-              <w:t>}</w:t>
-            </w:r>
-          </w:p>
-          <w:p>
-            <w:pPr>
-              <w:jc w:val="center"/>
-              <w:rPr>
-                <w:rFonts w:ascii="Arial" w:hAnsi="Arial" w:cs="Arial"/>
-                <w:b/>
-                <w:sz w:val="18"/>
-                <w:szCs w:val="18"/>
-              </w:rPr>
-            </w:pPr>
+                <w:sz w:val="6"/>
+                <w:szCs w:val="6"/>
+              </w:rPr>
+              <w:t>{/REL_CC}</w:t>
+            </w:r>
           </w:p>
         </w:tc>
         <w:tc>
@@ -2921,14 +2800,38 @@
             </w:tcBorders>
           </w:tcPr>
           <w:p>
-            <w:r>
-              <w:rPr>
-                <w:rFonts w:ascii="Arial" w:hAnsi="Arial" w:cs="Arial"/>
-                <w:b/>
-                <w:sz w:val="18"/>
-                <w:szCs w:val="18"/>
-              </w:rPr>
-              <w:t>{#REL_CN}X{/REL_CN}</w:t>
+            <w:pPr>
+              <w:pStyle w:val="Ttulo3"/>
+              <w:rPr>
+                <w:rFonts w:ascii="Arial" w:hAnsi="Arial" w:cs="Arial"/>
+                <w:bCs/>
+                <w:sz w:val="18"/>
+                <w:szCs w:val="18"/>
+              </w:rPr>
+            </w:pPr>
+            <w:r>
+              <w:rPr>
+                <w:rFonts w:ascii="Arial" w:hAnsi="Arial" w:cs="Arial"/>
+                <w:sz w:val="6"/>
+                <w:szCs w:val="6"/>
+              </w:rPr>
+              <w:t>{#REL_CN}</w:t>
+            </w:r>
+            <w:r>
+              <w:rPr>
+                <w:rFonts w:ascii="Arial" w:hAnsi="Arial" w:cs="Arial"/>
+                <w:sz w:val="18"/>
+                <w:szCs w:val="18"/>
+              </w:rPr>
+              <w:t>X</w:t>
+            </w:r>
+            <w:r>
+              <w:rPr>
+                <w:rFonts w:ascii="Arial" w:hAnsi="Arial" w:cs="Arial"/>
+                <w:sz w:val="6"/>
+                <w:szCs w:val="6"/>
+              </w:rPr>
+              <w:t>{/REL_CN}</w:t>
             </w:r>
           </w:p>
         </w:tc>
@@ -2955,10 +2858,28 @@
               <w:rPr>
                 <w:rFonts w:ascii="Arial" w:hAnsi="Arial" w:cs="Arial"/>
                 <w:b/>
-                <w:sz w:val="18"/>
-                <w:szCs w:val="18"/>
-              </w:rPr>
-              <w:t>{#REL_C}X{/REL_C}</w:t>
+                <w:sz w:val="6"/>
+                <w:szCs w:val="6"/>
+              </w:rPr>
+              <w:t>{#REL_C}</w:t>
+            </w:r>
+            <w:r>
+              <w:rPr>
+                <w:rFonts w:ascii="Arial" w:hAnsi="Arial" w:cs="Arial"/>
+                <w:b/>
+                <w:sz w:val="18"/>
+                <w:szCs w:val="18"/>
+              </w:rPr>
+              <w:t>X</w:t>
+            </w:r>
+            <w:r>
+              <w:rPr>
+                <w:rFonts w:ascii="Arial" w:hAnsi="Arial" w:cs="Arial"/>
+                <w:b/>
+                <w:sz w:val="6"/>
+                <w:szCs w:val="6"/>
+              </w:rPr>
+              <w:t>{/REL_C}</w:t>
             </w:r>
           </w:p>
         </w:tc>
@@ -2983,42 +2904,26 @@
             <w:r>
               <w:rPr>
                 <w:rFonts w:ascii="Arial" w:hAnsi="Arial" w:cs="Arial"/>
-                <w:sz w:val="18"/>
-                <w:szCs w:val="18"/>
-              </w:rPr>
-              <w:t>{#</w:t>
-            </w:r>
-            <w:r>
-              <w:rPr>
-                <w:rFonts w:ascii="Arial" w:hAnsi="Arial" w:cs="Arial"/>
-                <w:sz w:val="18"/>
-                <w:szCs w:val="18"/>
-              </w:rPr>
-              <w:t>REL_MM</w:t>
-            </w:r>
-            <w:r>
-              <w:rPr>
-                <w:rFonts w:ascii="Arial" w:hAnsi="Arial" w:cs="Arial"/>
-                <w:sz w:val="18"/>
-                <w:szCs w:val="18"/>
-              </w:rPr>
-              <w:t>}X{/</w:t>
-            </w:r>
-            <w:r>
-              <w:rPr>
-                <w:rFonts w:ascii="Arial" w:hAnsi="Arial" w:cs="Arial"/>
-                <w:sz w:val="18"/>
-                <w:szCs w:val="18"/>
-              </w:rPr>
-              <w:t>REL_MM</w:t>
-            </w:r>
-            <w:r>
-              <w:rPr>
-                <w:rFonts w:ascii="Arial" w:hAnsi="Arial" w:cs="Arial"/>
-                <w:sz w:val="18"/>
-                <w:szCs w:val="18"/>
-              </w:rPr>
-              <w:t>}</w:t>
+                <w:sz w:val="4"/>
+                <w:szCs w:val="4"/>
+              </w:rPr>
+              <w:t>{#REL_MM}</w:t>
+            </w:r>
+            <w:r>
+              <w:rPr>
+                <w:rFonts w:ascii="Arial" w:hAnsi="Arial" w:cs="Arial"/>
+                <w:sz w:val="18"/>
+                <w:szCs w:val="18"/>
+              </w:rPr>
+              <w:t>X</w:t>
+            </w:r>
+            <w:r>
+              <w:rPr>
+                <w:rFonts w:ascii="Arial" w:hAnsi="Arial" w:cs="Arial"/>
+                <w:sz w:val="4"/>
+                <w:szCs w:val="4"/>
+              </w:rPr>
+              <w:t>{/REL_MM}</w:t>
             </w:r>
           </w:p>
         </w:tc>
@@ -3374,7 +3279,7 @@
               <mc:AlternateContent>
                 <mc:Choice Requires="wps">
                   <w:drawing>
-                    <wp:anchor distT="4294967295" distB="4294967295" distL="114300" distR="114300" simplePos="0" relativeHeight="251655168" behindDoc="0" locked="0" layoutInCell="0" allowOverlap="1" wp14:anchorId="2931D795" wp14:editId="782827B2">
+                    <wp:anchor distT="4294967295" distB="4294967295" distL="114300" distR="114300" simplePos="0" relativeHeight="251655168" behindDoc="0" locked="0" layoutInCell="0" allowOverlap="1" wp14:anchorId="23E6491B" wp14:editId="548F590A">
                       <wp:simplePos x="0" y="0"/>
                       <wp:positionH relativeFrom="column">
                         <wp:posOffset>290830</wp:posOffset>
@@ -3433,7 +3338,7 @@
                     </wp:anchor>
                   </w:drawing>
                 </mc:Choice>
-                <mc:Fallback>
+                <mc:Fallback xmlns:w16sdtfl="http://schemas.microsoft.com/office/word/2024/wordml/sdtformatlock" xmlns:w16du="http://schemas.microsoft.com/office/word/2023/wordml/word16du" xmlns:oel="http://schemas.microsoft.com/office/2019/extlst">
                   <w:pict>
                     <v:line w14:anchorId="28E9D99B" id="Line 66" o:spid="_x0000_s1026" style="position:absolute;z-index:251655168;visibility:visible;mso-wrap-style:square;mso-width-percent:0;mso-height-percent:0;mso-wrap-distance-left:9pt;mso-wrap-distance-top:-3e-5mm;mso-wrap-distance-right:9pt;mso-wrap-distance-bottom:-3e-5mm;mso-position-horizontal:absolute;mso-position-horizontal-relative:text;mso-position-vertical:absolute;mso-position-vertical-relative:text;mso-width-percent:0;mso-height-percent:0;mso-width-relative:page;mso-height-relative:page" from="22.9pt,70.75pt" to="152.5pt,70.75pt" o:gfxdata="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" o:allowincell="f"/>
                   </w:pict>
@@ -4223,7 +4128,6 @@
           <w:sz w:val="14"/>
           <w:szCs w:val="18"/>
         </w:rPr>
-        <w:lastRenderedPageBreak/>
         <w:t xml:space="preserve">*    </w:t>
       </w:r>
       <w:r>
@@ -4726,7 +4630,7 @@
         <mc:AlternateContent>
           <mc:Choice Requires="wps">
             <w:drawing>
-              <wp:anchor distT="0" distB="0" distL="114300" distR="114300" simplePos="0" relativeHeight="251649024" behindDoc="0" locked="0" layoutInCell="0" allowOverlap="1" wp14:anchorId="3787DD30" wp14:editId="723D4849">
+              <wp:anchor distT="0" distB="0" distL="114300" distR="114300" simplePos="0" relativeHeight="251649024" behindDoc="0" locked="0" layoutInCell="0" allowOverlap="1" wp14:anchorId="1A57B25F" wp14:editId="3162A2E8">
                 <wp:simplePos x="0" y="0"/>
                 <wp:positionH relativeFrom="column">
                   <wp:posOffset>3745230</wp:posOffset>
@@ -4832,9 +4736,9 @@
               </wp:anchor>
             </w:drawing>
           </mc:Choice>
-          <mc:Fallback>
+          <mc:Fallback xmlns:w16sdtfl="http://schemas.microsoft.com/office/word/2024/wordml/sdtformatlock" xmlns:w16du="http://schemas.microsoft.com/office/word/2023/wordml/word16du" xmlns:oel="http://schemas.microsoft.com/office/2019/extlst">
             <w:pict>
-              <v:shape w14:anchorId="3787DD30" id="Text Box 50" o:spid="_x0000_s1027" type="#_x0000_t202" style="position:absolute;left:0;text-align:left;margin-left:294.9pt;margin-top:.25pt;width:223.2pt;height:230.4pt;z-index:251649024;visibility:visible;mso-wrap-style:square;mso-width-percent:0;mso-height-percent:0;mso-wrap-distance-left:9pt;mso-wrap-distance-top:0;mso-wrap-distance-right:9pt;mso-wrap-distance-bottom:0;mso-position-horizontal:absolute;mso-position-horizontal-relative:text;mso-position-vertical:absolute;mso-position-vertical-relative:text;mso-width-percent:0;mso-height-percent:0;mso-width-relative:page;mso-height-relative:page;v-text-anchor:top" o:gfxdata="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" o:allowincell="f">
+              <v:shape w14:anchorId="1A57B25F" id="Text Box 50" o:spid="_x0000_s1027" type="#_x0000_t202" style="position:absolute;left:0;text-align:left;margin-left:294.9pt;margin-top:.25pt;width:223.2pt;height:230.4pt;z-index:251649024;visibility:visible;mso-wrap-style:square;mso-width-percent:0;mso-height-percent:0;mso-wrap-distance-left:9pt;mso-wrap-distance-top:0;mso-wrap-distance-right:9pt;mso-wrap-distance-bottom:0;mso-position-horizontal:absolute;mso-position-horizontal-relative:text;mso-position-vertical:absolute;mso-position-vertical-relative:text;mso-width-percent:0;mso-height-percent:0;mso-width-relative:page;mso-height-relative:page;v-text-anchor:top" o:gfxdata="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" o:allowincell="f">
                 <v:textbox>
                   <w:txbxContent>
                     <w:p>
@@ -4901,7 +4805,7 @@
         <mc:AlternateContent>
           <mc:Choice Requires="wps">
             <w:drawing>
-              <wp:anchor distT="4294967295" distB="4294967295" distL="114300" distR="114300" simplePos="0" relativeHeight="251650048" behindDoc="0" locked="0" layoutInCell="0" allowOverlap="1" wp14:anchorId="340B0E28" wp14:editId="272AF544">
+              <wp:anchor distT="4294967295" distB="4294967295" distL="114300" distR="114300" simplePos="0" relativeHeight="251650048" behindDoc="0" locked="0" layoutInCell="0" allowOverlap="1" wp14:anchorId="30106132" wp14:editId="7F6D7681">
                 <wp:simplePos x="0" y="0"/>
                 <wp:positionH relativeFrom="column">
                   <wp:posOffset>3745230</wp:posOffset>
@@ -4960,7 +4864,7 @@
               </wp:anchor>
             </w:drawing>
           </mc:Choice>
-          <mc:Fallback>
+          <mc:Fallback xmlns:w16sdtfl="http://schemas.microsoft.com/office/word/2024/wordml/sdtformatlock" xmlns:w16du="http://schemas.microsoft.com/office/word/2023/wordml/word16du" xmlns:oel="http://schemas.microsoft.com/office/2019/extlst">
             <w:pict>
               <v:line w14:anchorId="7A87B1DE" id="Line 51" o:spid="_x0000_s1026" style="position:absolute;z-index:251650048;visibility:visible;mso-wrap-style:square;mso-width-percent:0;mso-height-percent:0;mso-wrap-distance-left:9pt;mso-wrap-distance-top:-3e-5mm;mso-wrap-distance-right:9pt;mso-wrap-distance-bottom:-3e-5mm;mso-position-horizontal:absolute;mso-position-horizontal-relative:text;mso-position-vertical:absolute;mso-position-vertical-relative:text;mso-width-percent:0;mso-height-percent:0;mso-width-relative:page;mso-height-relative:page" from="294.9pt,78pt" to="518.1pt,78pt" o:gfxdata="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" o:allowincell="f" strokeweight=".85pt"/>
             </w:pict>
@@ -4975,7 +4879,7 @@
         <mc:AlternateContent>
           <mc:Choice Requires="wps">
             <w:drawing>
-              <wp:anchor distT="0" distB="0" distL="114300" distR="114300" simplePos="0" relativeHeight="251659264" behindDoc="0" locked="0" layoutInCell="1" allowOverlap="1" wp14:anchorId="360FF849" wp14:editId="1DB4E668">
+              <wp:anchor distT="0" distB="0" distL="114300" distR="114300" simplePos="0" relativeHeight="251659264" behindDoc="0" locked="0" layoutInCell="1" allowOverlap="1" wp14:anchorId="25682DAC" wp14:editId="28ACEE3C">
                 <wp:simplePos x="0" y="0"/>
                 <wp:positionH relativeFrom="column">
                   <wp:posOffset>373380</wp:posOffset>
@@ -5133,9 +5037,9 @@
               </wp:anchor>
             </w:drawing>
           </mc:Choice>
-          <mc:Fallback>
+          <mc:Fallback xmlns:w16sdtfl="http://schemas.microsoft.com/office/word/2024/wordml/sdtformatlock" xmlns:w16du="http://schemas.microsoft.com/office/word/2023/wordml/word16du" xmlns:oel="http://schemas.microsoft.com/office/2019/extlst">
             <w:pict>
-              <v:shape w14:anchorId="360FF849" id="Cuadro de texto 2" o:spid="_x0000_s1028" type="#_x0000_t202" style="position:absolute;left:0;text-align:left;margin-left:29.4pt;margin-top:6.25pt;width:210.65pt;height:99.2pt;z-index:251659264;visibility:visible;mso-wrap-style:square;mso-width-percent:400;mso-height-percent:200;mso-wrap-distance-left:9pt;mso-wrap-distance-top:0;mso-wrap-distance-right:9pt;mso-wrap-distance-bottom:0;mso-position-horizontal:absolute;mso-position-horizontal-relative:text;mso-position-vertical:absolute;mso-position-vertical-relative:text;mso-width-percent:400;mso-height-percent:200;mso-width-relative:margin;mso-height-relative:margin;v-text-anchor:top" o:gfxdata="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" filled="f" stroked="f">
+              <v:shape w14:anchorId="25682DAC" id="Cuadro de texto 2" o:spid="_x0000_s1028" type="#_x0000_t202" style="position:absolute;left:0;text-align:left;margin-left:29.4pt;margin-top:6.25pt;width:210.65pt;height:99.2pt;z-index:251659264;visibility:visible;mso-wrap-style:square;mso-width-percent:400;mso-height-percent:200;mso-wrap-distance-left:9pt;mso-wrap-distance-top:0;mso-wrap-distance-right:9pt;mso-wrap-distance-bottom:0;mso-position-horizontal:absolute;mso-position-horizontal-relative:text;mso-position-vertical:absolute;mso-position-vertical-relative:text;mso-width-percent:400;mso-height-percent:200;mso-width-relative:margin;mso-height-relative:margin;v-text-anchor:top" o:gfxdata="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" filled="f" stroked="f">
                 <v:textbox style="mso-fit-shape-to-text:t">
                   <w:txbxContent>
                     <w:p>
@@ -5241,7 +5145,7 @@
         <mc:AlternateContent>
           <mc:Choice Requires="wps">
             <w:drawing>
-              <wp:anchor distT="0" distB="0" distL="114300" distR="114300" simplePos="0" relativeHeight="251651072" behindDoc="1" locked="0" layoutInCell="0" allowOverlap="1" wp14:anchorId="3FF7EE1C" wp14:editId="25768935">
+              <wp:anchor distT="0" distB="0" distL="114300" distR="114300" simplePos="0" relativeHeight="251651072" behindDoc="1" locked="0" layoutInCell="0" allowOverlap="1" wp14:anchorId="0D3C49F8" wp14:editId="5CEE5E39">
                 <wp:simplePos x="0" y="0"/>
                 <wp:positionH relativeFrom="column">
                   <wp:posOffset>3836670</wp:posOffset>
@@ -5297,7 +5201,7 @@
               </wp:anchor>
             </w:drawing>
           </mc:Choice>
-          <mc:Fallback>
+          <mc:Fallback xmlns:w16sdtfl="http://schemas.microsoft.com/office/word/2024/wordml/sdtformatlock" xmlns:w16du="http://schemas.microsoft.com/office/word/2023/wordml/word16du" xmlns:oel="http://schemas.microsoft.com/office/2019/extlst">
             <w:pict>
               <v:rect w14:anchorId="3289A053" id="Rectangle 52" o:spid="_x0000_s1026" style="position:absolute;margin-left:302.1pt;margin-top:7.3pt;width:223.2pt;height:230.4pt;z-index:-251665408;visibility:visible;mso-wrap-style:square;mso-width-percent:0;mso-height-percent:0;mso-wrap-distance-left:9pt;mso-wrap-distance-top:0;mso-wrap-distance-right:9pt;mso-wrap-distance-bottom:0;mso-position-horizontal:absolute;mso-position-horizontal-relative:text;mso-position-vertical:absolute;mso-position-vertical-relative:text;mso-width-percent:0;mso-height-percent:0;mso-width-relative:page;mso-height-relative:page;v-text-anchor:top" o:gfxdata="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" o:allowincell="f" fillcolor="silver" strokecolor="silver"/>
             </w:pict>
@@ -5534,7 +5438,7 @@
       <mc:AlternateContent>
         <mc:Choice Requires="wps">
           <w:drawing>
-            <wp:anchor distT="0" distB="0" distL="114300" distR="114300" simplePos="0" relativeHeight="251658240" behindDoc="1" locked="0" layoutInCell="1" allowOverlap="1" wp14:anchorId="167A4DFA" wp14:editId="6D0E2B3C">
+            <wp:anchor distT="0" distB="0" distL="114300" distR="114300" simplePos="0" relativeHeight="251658240" behindDoc="1" locked="0" layoutInCell="1" allowOverlap="1" wp14:anchorId="6B908C25" wp14:editId="235D4C4C">
               <wp:simplePos x="0" y="0"/>
               <wp:positionH relativeFrom="column">
                 <wp:posOffset>3228975</wp:posOffset>
@@ -5654,13 +5558,13 @@
             </wp:anchor>
           </w:drawing>
         </mc:Choice>
-        <mc:Fallback>
+        <mc:Fallback xmlns:w16sdtfl="http://schemas.microsoft.com/office/word/2024/wordml/sdtformatlock" xmlns:w16du="http://schemas.microsoft.com/office/word/2023/wordml/word16du" xmlns:oel="http://schemas.microsoft.com/office/2019/extlst">
           <w:pict>
-            <v:shapetype w14:anchorId="167A4DFA" id="_x0000_t202" coordsize="21600,21600" o:spt="202" path="m,l,21600r21600,l21600,xe">
+            <v:shapetype w14:anchorId="6B908C25" id="_x0000_t202" coordsize="21600,21600" o:spt="202" path="m,l,21600r21600,l21600,xe">
               <v:stroke joinstyle="miter"/>
               <v:path gradientshapeok="t" o:connecttype="rect"/>
             </v:shapetype>
-            <v:shape id="_x0000_s1029" type="#_x0000_t202" style="position:absolute;margin-left:254.25pt;margin-top:-5pt;width:284.3pt;height:46.75pt;z-index:-251658240;visibility:visible;mso-wrap-style:square;mso-width-percent:0;mso-height-percent:0;mso-wrap-distance-left:9pt;mso-wrap-distance-top:0;mso-wrap-distance-right:9pt;mso-wrap-distance-bottom:0;mso-position-horizontal:absolute;mso-position-horizontal-relative:text;mso-position-vertical:absolute;mso-position-vertical-relative:text;mso-width-percent:0;mso-height-percent:0;mso-width-relative:margin;mso-height-relative:margin;v-text-anchor:top" o:gfxdata="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" filled="f" stroked="f">
+            <v:shape id="_x0000_s1029" type="#_x0000_t202" style="position:absolute;margin-left:254.25pt;margin-top:-5pt;width:284.3pt;height:46.75pt;z-index:-251658240;visibility:visible;mso-wrap-style:square;mso-width-percent:0;mso-height-percent:0;mso-wrap-distance-left:9pt;mso-wrap-distance-top:0;mso-wrap-distance-right:9pt;mso-wrap-distance-bottom:0;mso-position-horizontal:absolute;mso-position-horizontal-relative:text;mso-position-vertical:absolute;mso-position-vertical-relative:text;mso-width-percent:0;mso-height-percent:0;mso-width-relative:margin;mso-height-relative:margin;v-text-anchor:top" o:gfxdata="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" filled="f" stroked="f">
               <v:textbox>
                 <w:txbxContent>
                   <w:p>
@@ -6013,6 +5917,7 @@
     <w:lsdException w:name="HTML Sample" w:semiHidden="1" w:unhideWhenUsed="1"/>
     <w:lsdException w:name="HTML Typewriter" w:semiHidden="1" w:unhideWhenUsed="1"/>
     <w:lsdException w:name="HTML Variable" w:semiHidden="1" w:unhideWhenUsed="1"/>
+    <w:lsdException w:name="Normal Table" w:semiHidden="1" w:unhideWhenUsed="1"/>
     <w:lsdException w:name="annotation subject" w:semiHidden="1" w:unhideWhenUsed="1"/>
     <w:lsdException w:name="No List" w:semiHidden="1" w:unhideWhenUsed="1"/>
     <w:lsdException w:name="Outline List 1" w:semiHidden="1" w:unhideWhenUsed="1"/>
@@ -6059,8 +5964,10 @@
     <w:lsdException w:name="Table Subtle 2" w:semiHidden="1" w:unhideWhenUsed="1"/>
     <w:lsdException w:name="Table Web 1" w:semiHidden="1" w:unhideWhenUsed="1"/>
     <w:lsdException w:name="Table Web 2" w:semiHidden="1" w:unhideWhenUsed="1"/>
+    <w:lsdException w:name="Table Web 3" w:semiHidden="1" w:unhideWhenUsed="1"/>
     <w:lsdException w:name="Balloon Text" w:semiHidden="1" w:unhideWhenUsed="1"/>
     <w:lsdException w:name="Table Grid" w:uiPriority="59"/>
+    <w:lsdException w:name="Table Theme" w:semiHidden="1" w:unhideWhenUsed="1"/>
     <w:lsdException w:name="Placeholder Text" w:semiHidden="1"/>
     <w:lsdException w:name="No Spacing" w:uiPriority="1" w:qFormat="1"/>
     <w:lsdException w:name="Light Shading" w:uiPriority="60"/>
@@ -6852,7 +6759,7 @@
 </file>
 
 <file path=customXml/itemProps1.xml><?xml version="1.0" encoding="utf-8"?>
-<ds:datastoreItem xmlns:ds="http://schemas.openxmlformats.org/officeDocument/2006/customXml" ds:itemID="{7722718D-3E9C-4051-956A-F739A676B248}">
+<ds:datastoreItem xmlns:ds="http://schemas.openxmlformats.org/officeDocument/2006/customXml" ds:itemID="{DEAD26FF-E08E-4E69-A273-334C52D653EC}">
   <ds:schemaRefs>
     <ds:schemaRef ds:uri="http://schemas.openxmlformats.org/officeDocument/2006/bibliography"/>
   </ds:schemaRefs>
